--- a/preview/docxs/60-clinical-specialist.docx
+++ b/preview/docxs/60-clinical-specialist.docx
@@ -987,7 +987,7 @@
               </w:rPr>
               <w:t xml:space="preserve">Demo: </w:t>
             </w:r>
-            <w:hyperlink w:history="1" r:id="rIdwlwnifqwdvij3xsqzs0rd">
+            <w:hyperlink w:history="1" r:id="rIddt1pggjmrezkn73g8u8vb">
               <w:r>
                 <w:rPr>
                   <w:color w:val="0891b2"/>
@@ -1015,7 +1015,7 @@
               </w:rPr>
               <w:t xml:space="preserve">Code: </w:t>
             </w:r>
-            <w:hyperlink w:history="1" r:id="rIdunvlwmeqkamso5sxlyvfk">
+            <w:hyperlink w:history="1" r:id="rIdg4htgkpd6edgtds5v2qpd">
               <w:r>
                 <w:rPr>
                   <w:color w:val="0891b2"/>
@@ -1105,7 +1105,7 @@
               </w:rPr>
               <w:t xml:space="preserve">Demo: </w:t>
             </w:r>
-            <w:hyperlink w:history="1" r:id="rIdl3p4a1h0gq5xsei_sufng">
+            <w:hyperlink w:history="1" r:id="rIdynjcfsegzdhsah8fcr0ur">
               <w:r>
                 <w:rPr>
                   <w:color w:val="0891b2"/>
@@ -1435,7 +1435,7 @@
               </w:rPr>
               <w:t xml:space="preserve">Portfolio: </w:t>
             </w:r>
-            <w:hyperlink w:history="1" r:id="rIdfz9iwodazdutrbf6ujp_f">
+            <w:hyperlink w:history="1" r:id="rIdpydif4fkb6pricckv0w3z">
               <w:r>
                 <w:rPr>
                   <w:color w:val="0891b2"/>
